--- a/Source/Artifacts/ContractTemplates/Biên bản bàn giao, nghiệm thu phần mềm EN.docx
+++ b/Source/Artifacts/ContractTemplates/Biên bản bàn giao, nghiệm thu phần mềm EN.docx
@@ -454,7 +454,7 @@
           <w:sz w:val="24"/>
           <w:szCs w:val="24"/>
         </w:rPr>
-        <w:t>{{CUSTOMER_LEGAL_NAME}}</w:t>
+        <w:t>{{CUSTOMER_COMPANY_NAME}}</w:t>
       </w:r>
     </w:p>
     <w:p>
@@ -514,7 +514,517 @@
           <w:sz w:val="24"/>
           <w:szCs w:val="24"/>
         </w:rPr>
-        <w:t>CUSTOMER_LEGAL_NAME_EN}}</w:t>
+        <w:t>CUSTOMER_COMPANY_NAME_EN}}</w:t>
+      </w:r>
+    </w:p>
+    <w:tbl>
+      <w:tblPr>
+        <w:tblStyle w:val="TableGrid"/>
+        <w:tblW w:w="0" w:type="auto"/>
+        <w:tblLook w:val="04A0" w:firstRow="1" w:lastRow="0" w:firstColumn="1" w:lastColumn="0" w:noHBand="0" w:noVBand="1"/>
+      </w:tblPr>
+      <w:tblGrid>
+        <w:gridCol w:w="5091"/>
+        <w:gridCol w:w="4269"/>
+      </w:tblGrid>
+      <w:tr>
+        <w:tc>
+          <w:tcPr>
+            <w:tcW w:w="9350" w:type="dxa"/>
+            <w:gridSpan w:val="2"/>
+            <w:tcBorders>
+              <w:top w:val="nil"/>
+              <w:left w:val="nil"/>
+              <w:bottom w:val="nil"/>
+              <w:right w:val="nil"/>
+            </w:tcBorders>
+          </w:tcPr>
+          <w:p>
+            <w:pPr>
+              <w:rPr>
+                <w:rFonts w:ascii="Times New Roman" w:hAnsi="Times New Roman" w:cs="Times New Roman"/>
+                <w:sz w:val="24"/>
+                <w:szCs w:val="24"/>
+              </w:rPr>
+            </w:pPr>
+            <w:r>
+              <w:rPr>
+                <w:rFonts w:ascii="Times New Roman" w:hAnsi="Times New Roman" w:cs="Times New Roman"/>
+                <w:sz w:val="24"/>
+                <w:szCs w:val="24"/>
+              </w:rPr>
+              <w:t>Địa chỉ:</w:t>
+            </w:r>
+            <w:r>
+              <w:rPr>
+                <w:rFonts w:ascii="Times New Roman" w:eastAsia="Times New Roman" w:hAnsi="Times New Roman" w:cs="Times New Roman"/>
+                <w:sz w:val="24"/>
+                <w:szCs w:val="24"/>
+              </w:rPr>
+              <w:t xml:space="preserve"> </w:t>
+            </w:r>
+            <w:r>
+              <w:rPr>
+                <w:rFonts w:ascii="Times New Roman" w:hAnsi="Times New Roman" w:cs="Times New Roman"/>
+                <w:sz w:val="24"/>
+                <w:szCs w:val="24"/>
+              </w:rPr>
+              <w:t>{{CUSTOMER_ADDRESS}}</w:t>
+            </w:r>
+          </w:p>
+          <w:p>
+            <w:pPr>
+              <w:rPr>
+                <w:rFonts w:ascii="Times New Roman" w:hAnsi="Times New Roman" w:cs="Times New Roman"/>
+                <w:sz w:val="24"/>
+                <w:szCs w:val="24"/>
+              </w:rPr>
+            </w:pPr>
+            <w:proofErr w:type="gramStart"/>
+            <w:r>
+              <w:rPr>
+                <w:rFonts w:ascii="Times New Roman" w:hAnsi="Times New Roman" w:cs="Times New Roman"/>
+                <w:sz w:val="24"/>
+                <w:szCs w:val="24"/>
+              </w:rPr>
+              <w:t xml:space="preserve">Address: </w:t>
+            </w:r>
+            <w:r>
+              <w:rPr>
+                <w:rFonts w:ascii="Times New Roman" w:hAnsi="Times New Roman" w:cs="Times New Roman"/>
+                <w:sz w:val="24"/>
+                <w:szCs w:val="24"/>
+              </w:rPr>
+              <w:t>{{</w:t>
+            </w:r>
+            <w:proofErr w:type="gramEnd"/>
+            <w:r>
+              <w:rPr>
+                <w:rFonts w:ascii="Times New Roman" w:hAnsi="Times New Roman" w:cs="Times New Roman"/>
+                <w:sz w:val="24"/>
+                <w:szCs w:val="24"/>
+              </w:rPr>
+              <w:t>CUSTOMER_ADDRESS_EN}}</w:t>
+            </w:r>
+          </w:p>
+        </w:tc>
+      </w:tr>
+      <w:tr>
+        <w:tc>
+          <w:tcPr>
+            <w:tcW w:w="4675" w:type="dxa"/>
+            <w:tcBorders>
+              <w:top w:val="nil"/>
+              <w:left w:val="nil"/>
+              <w:bottom w:val="nil"/>
+              <w:right w:val="nil"/>
+            </w:tcBorders>
+          </w:tcPr>
+          <w:p>
+            <w:pPr>
+              <w:rPr>
+                <w:rFonts w:ascii="Times New Roman" w:hAnsi="Times New Roman" w:cs="Times New Roman"/>
+                <w:sz w:val="24"/>
+                <w:szCs w:val="24"/>
+              </w:rPr>
+            </w:pPr>
+            <w:r>
+              <w:rPr>
+                <w:rFonts w:ascii="Times New Roman" w:hAnsi="Times New Roman" w:cs="Times New Roman"/>
+                <w:sz w:val="24"/>
+                <w:szCs w:val="24"/>
+              </w:rPr>
+              <w:t xml:space="preserve">Điện thoại: </w:t>
+            </w:r>
+            <w:r>
+              <w:rPr>
+                <w:rFonts w:ascii="Times New Roman" w:hAnsi="Times New Roman" w:cs="Times New Roman"/>
+                <w:sz w:val="24"/>
+                <w:szCs w:val="24"/>
+              </w:rPr>
+              <w:t>{{CUSTOMER_REPRESENTATIVE_PHONE}}</w:t>
+            </w:r>
+          </w:p>
+          <w:p>
+            <w:pPr>
+              <w:rPr>
+                <w:rFonts w:ascii="Times New Roman" w:hAnsi="Times New Roman" w:cs="Times New Roman"/>
+                <w:b/>
+                <w:bCs/>
+                <w:sz w:val="24"/>
+                <w:szCs w:val="24"/>
+              </w:rPr>
+            </w:pPr>
+            <w:r>
+              <w:rPr>
+                <w:rFonts w:ascii="Times New Roman" w:hAnsi="Times New Roman" w:cs="Times New Roman"/>
+                <w:sz w:val="24"/>
+                <w:szCs w:val="24"/>
+              </w:rPr>
+              <w:t>Phone:</w:t>
+            </w:r>
+          </w:p>
+        </w:tc>
+        <w:tc>
+          <w:tcPr>
+            <w:tcW w:w="4675" w:type="dxa"/>
+            <w:tcBorders>
+              <w:top w:val="nil"/>
+              <w:left w:val="nil"/>
+              <w:bottom w:val="nil"/>
+              <w:right w:val="nil"/>
+            </w:tcBorders>
+          </w:tcPr>
+          <w:p>
+            <w:pPr>
+              <w:rPr>
+                <w:rFonts w:ascii="Times New Roman" w:hAnsi="Times New Roman" w:cs="Times New Roman"/>
+                <w:b/>
+                <w:bCs/>
+                <w:sz w:val="24"/>
+                <w:szCs w:val="24"/>
+              </w:rPr>
+            </w:pPr>
+            <w:proofErr w:type="gramStart"/>
+            <w:r>
+              <w:rPr>
+                <w:rFonts w:ascii="Times New Roman" w:hAnsi="Times New Roman" w:cs="Times New Roman"/>
+                <w:sz w:val="24"/>
+                <w:szCs w:val="24"/>
+              </w:rPr>
+              <w:t>Fax: {{</w:t>
+            </w:r>
+            <w:proofErr w:type="gramEnd"/>
+            <w:r>
+              <w:rPr>
+                <w:rFonts w:ascii="Times New Roman" w:hAnsi="Times New Roman" w:cs="Times New Roman"/>
+                <w:sz w:val="24"/>
+                <w:szCs w:val="24"/>
+              </w:rPr>
+              <w:t>CUSTOMER_FAX}}</w:t>
+            </w:r>
+          </w:p>
+        </w:tc>
+      </w:tr>
+      <w:tr>
+        <w:tc>
+          <w:tcPr>
+            <w:tcW w:w="9350" w:type="dxa"/>
+            <w:gridSpan w:val="2"/>
+            <w:tcBorders>
+              <w:top w:val="nil"/>
+              <w:left w:val="nil"/>
+              <w:bottom w:val="nil"/>
+              <w:right w:val="nil"/>
+            </w:tcBorders>
+          </w:tcPr>
+          <w:p>
+            <w:pPr>
+              <w:rPr>
+                <w:rFonts w:ascii="Times New Roman" w:hAnsi="Times New Roman" w:cs="Times New Roman"/>
+                <w:sz w:val="24"/>
+                <w:szCs w:val="24"/>
+              </w:rPr>
+            </w:pPr>
+            <w:r>
+              <w:rPr>
+                <w:rFonts w:ascii="Times New Roman" w:hAnsi="Times New Roman" w:cs="Times New Roman"/>
+                <w:sz w:val="24"/>
+                <w:szCs w:val="24"/>
+              </w:rPr>
+              <w:t>Mã số thuế: {{CUSTOMER_TAX_CODE}}</w:t>
+            </w:r>
+          </w:p>
+          <w:p>
+            <w:pPr>
+              <w:rPr>
+                <w:rFonts w:ascii="Times New Roman" w:hAnsi="Times New Roman" w:cs="Times New Roman"/>
+                <w:b/>
+                <w:bCs/>
+                <w:sz w:val="24"/>
+                <w:szCs w:val="24"/>
+              </w:rPr>
+            </w:pPr>
+            <w:r>
+              <w:rPr>
+                <w:rFonts w:ascii="Times New Roman" w:hAnsi="Times New Roman" w:cs="Times New Roman"/>
+                <w:sz w:val="24"/>
+                <w:szCs w:val="24"/>
+              </w:rPr>
+              <w:t>Tax code</w:t>
+            </w:r>
+          </w:p>
+        </w:tc>
+      </w:tr>
+      <w:tr>
+        <w:tc>
+          <w:tcPr>
+            <w:tcW w:w="9350" w:type="dxa"/>
+            <w:gridSpan w:val="2"/>
+            <w:tcBorders>
+              <w:top w:val="nil"/>
+              <w:left w:val="nil"/>
+              <w:bottom w:val="nil"/>
+              <w:right w:val="nil"/>
+            </w:tcBorders>
+          </w:tcPr>
+          <w:p>
+            <w:pPr>
+              <w:rPr>
+                <w:rFonts w:ascii="Times New Roman" w:hAnsi="Times New Roman" w:cs="Times New Roman"/>
+                <w:sz w:val="24"/>
+                <w:szCs w:val="24"/>
+              </w:rPr>
+            </w:pPr>
+            <w:r>
+              <w:rPr>
+                <w:rFonts w:ascii="Times New Roman" w:hAnsi="Times New Roman" w:cs="Times New Roman"/>
+                <w:sz w:val="24"/>
+                <w:szCs w:val="24"/>
+              </w:rPr>
+              <w:t>Đại diện: {{CUSTOMER_REPRESENTATIVE_NAME}}</w:t>
+            </w:r>
+          </w:p>
+          <w:p>
+            <w:pPr>
+              <w:rPr>
+                <w:rFonts w:ascii="Times New Roman" w:hAnsi="Times New Roman" w:cs="Times New Roman"/>
+                <w:sz w:val="24"/>
+                <w:szCs w:val="24"/>
+              </w:rPr>
+            </w:pPr>
+            <w:r>
+              <w:rPr>
+                <w:rFonts w:ascii="Times New Roman" w:hAnsi="Times New Roman" w:cs="Times New Roman"/>
+                <w:sz w:val="24"/>
+                <w:szCs w:val="24"/>
+              </w:rPr>
+              <w:t>R</w:t>
+            </w:r>
+            <w:r>
+              <w:rPr>
+                <w:rFonts w:ascii="Times New Roman" w:hAnsi="Times New Roman" w:cs="Times New Roman"/>
+                <w:sz w:val="24"/>
+                <w:szCs w:val="24"/>
+              </w:rPr>
+              <w:t>epresent</w:t>
+            </w:r>
+            <w:r>
+              <w:rPr>
+                <w:rFonts w:ascii="Times New Roman" w:hAnsi="Times New Roman" w:cs="Times New Roman"/>
+                <w:sz w:val="24"/>
+                <w:szCs w:val="24"/>
+              </w:rPr>
+              <w:t>:</w:t>
+            </w:r>
+          </w:p>
+        </w:tc>
+      </w:tr>
+      <w:tr>
+        <w:tc>
+          <w:tcPr>
+            <w:tcW w:w="9350" w:type="dxa"/>
+            <w:gridSpan w:val="2"/>
+            <w:tcBorders>
+              <w:top w:val="nil"/>
+              <w:left w:val="nil"/>
+              <w:bottom w:val="nil"/>
+              <w:right w:val="nil"/>
+            </w:tcBorders>
+          </w:tcPr>
+          <w:p>
+            <w:pPr>
+              <w:rPr>
+                <w:rFonts w:ascii="Times New Roman" w:hAnsi="Times New Roman" w:cs="Times New Roman"/>
+                <w:sz w:val="24"/>
+                <w:szCs w:val="24"/>
+              </w:rPr>
+            </w:pPr>
+            <w:r>
+              <w:rPr>
+                <w:rFonts w:ascii="Times New Roman" w:hAnsi="Times New Roman" w:cs="Times New Roman"/>
+                <w:sz w:val="24"/>
+                <w:szCs w:val="24"/>
+              </w:rPr>
+              <w:t>Chức vụ: {{CUSTOMER_REPRESENTATIVE</w:t>
+            </w:r>
+            <w:r>
+              <w:rPr>
+                <w:rFonts w:ascii="Times New Roman" w:hAnsi="Times New Roman" w:cs="Times New Roman"/>
+                <w:sz w:val="24"/>
+                <w:szCs w:val="24"/>
+              </w:rPr>
+              <w:t>_</w:t>
+            </w:r>
+            <w:r>
+              <w:rPr>
+                <w:rFonts w:ascii="Times New Roman" w:hAnsi="Times New Roman" w:cs="Times New Roman"/>
+                <w:sz w:val="24"/>
+                <w:szCs w:val="24"/>
+              </w:rPr>
+              <w:t>TITLE}}</w:t>
+            </w:r>
+          </w:p>
+          <w:p>
+            <w:pPr>
+              <w:rPr>
+                <w:rFonts w:ascii="Times New Roman" w:hAnsi="Times New Roman" w:cs="Times New Roman"/>
+                <w:sz w:val="24"/>
+                <w:szCs w:val="24"/>
+              </w:rPr>
+            </w:pPr>
+            <w:proofErr w:type="gramStart"/>
+            <w:r>
+              <w:rPr>
+                <w:rFonts w:ascii="Times New Roman" w:hAnsi="Times New Roman" w:cs="Times New Roman"/>
+                <w:sz w:val="24"/>
+                <w:szCs w:val="24"/>
+              </w:rPr>
+              <w:t>Position</w:t>
+            </w:r>
+            <w:r>
+              <w:rPr>
+                <w:rFonts w:ascii="Times New Roman" w:hAnsi="Times New Roman" w:cs="Times New Roman"/>
+                <w:sz w:val="24"/>
+                <w:szCs w:val="24"/>
+              </w:rPr>
+              <w:t xml:space="preserve">: </w:t>
+            </w:r>
+            <w:r>
+              <w:rPr>
+                <w:rFonts w:ascii="Times New Roman" w:hAnsi="Times New Roman" w:cs="Times New Roman"/>
+                <w:sz w:val="24"/>
+                <w:szCs w:val="24"/>
+              </w:rPr>
+              <w:t>{{</w:t>
+            </w:r>
+            <w:proofErr w:type="gramEnd"/>
+            <w:r>
+              <w:rPr>
+                <w:rFonts w:ascii="Times New Roman" w:hAnsi="Times New Roman" w:cs="Times New Roman"/>
+                <w:sz w:val="24"/>
+                <w:szCs w:val="24"/>
+              </w:rPr>
+              <w:t>CUSTOMER_REPRESENTATIVE_TITLE_EN}}</w:t>
+            </w:r>
+          </w:p>
+        </w:tc>
+      </w:tr>
+    </w:tbl>
+    <w:p>
+      <w:pPr>
+        <w:pBdr>
+          <w:top w:val="nil"/>
+          <w:left w:val="nil"/>
+          <w:bottom w:val="nil"/>
+          <w:right w:val="nil"/>
+          <w:between w:val="nil"/>
+        </w:pBdr>
+        <w:rPr>
+          <w:rFonts w:ascii="Times New Roman" w:hAnsi="Times New Roman" w:cs="Times New Roman"/>
+          <w:b/>
+          <w:bCs/>
+          <w:sz w:val="24"/>
+          <w:szCs w:val="24"/>
+        </w:rPr>
+      </w:pPr>
+    </w:p>
+    <w:p>
+      <w:pPr>
+        <w:pBdr>
+          <w:top w:val="nil"/>
+          <w:left w:val="nil"/>
+          <w:bottom w:val="nil"/>
+          <w:right w:val="nil"/>
+          <w:between w:val="nil"/>
+        </w:pBdr>
+        <w:rPr>
+          <w:rFonts w:ascii="Times New Roman" w:hAnsi="Times New Roman" w:cs="Times New Roman"/>
+          <w:b/>
+          <w:bCs/>
+          <w:sz w:val="24"/>
+          <w:szCs w:val="24"/>
+        </w:rPr>
+      </w:pPr>
+      <w:r>
+        <w:rPr>
+          <w:rFonts w:ascii="Times New Roman" w:hAnsi="Times New Roman" w:cs="Times New Roman"/>
+          <w:b/>
+          <w:bCs/>
+          <w:sz w:val="24"/>
+          <w:szCs w:val="24"/>
+        </w:rPr>
+        <w:t xml:space="preserve">Bên B: </w:t>
+      </w:r>
+      <w:r>
+        <w:rPr>
+          <w:rFonts w:ascii="Times New Roman" w:hAnsi="Times New Roman" w:cs="Times New Roman"/>
+          <w:b/>
+          <w:bCs/>
+          <w:sz w:val="24"/>
+          <w:szCs w:val="24"/>
+        </w:rPr>
+        <w:t>{{PROVIDER_COMPANY_NAME}}</w:t>
+      </w:r>
+    </w:p>
+    <w:p>
+      <w:pPr>
+        <w:pBdr>
+          <w:top w:val="nil"/>
+          <w:left w:val="nil"/>
+          <w:bottom w:val="nil"/>
+          <w:right w:val="nil"/>
+          <w:between w:val="nil"/>
+        </w:pBdr>
+        <w:rPr>
+          <w:rFonts w:ascii="Times New Roman" w:hAnsi="Times New Roman" w:cs="Times New Roman"/>
+          <w:b/>
+          <w:bCs/>
+          <w:sz w:val="24"/>
+          <w:szCs w:val="24"/>
+        </w:rPr>
+      </w:pPr>
+      <w:r>
+        <w:rPr>
+          <w:rFonts w:ascii="Times New Roman" w:hAnsi="Times New Roman" w:cs="Times New Roman"/>
+          <w:b/>
+          <w:bCs/>
+          <w:sz w:val="24"/>
+          <w:szCs w:val="24"/>
+        </w:rPr>
+        <w:t xml:space="preserve">Party </w:t>
+      </w:r>
+      <w:proofErr w:type="gramStart"/>
+      <w:r>
+        <w:rPr>
+          <w:rFonts w:ascii="Times New Roman" w:hAnsi="Times New Roman" w:cs="Times New Roman"/>
+          <w:b/>
+          <w:bCs/>
+          <w:sz w:val="24"/>
+          <w:szCs w:val="24"/>
+        </w:rPr>
+        <w:t xml:space="preserve">B: </w:t>
+      </w:r>
+      <w:r>
+        <w:rPr>
+          <w:rFonts w:ascii="Times New Roman" w:hAnsi="Times New Roman" w:cs="Times New Roman"/>
+          <w:b/>
+          <w:bCs/>
+          <w:sz w:val="24"/>
+          <w:szCs w:val="24"/>
+        </w:rPr>
+        <w:t>{{</w:t>
+      </w:r>
+      <w:proofErr w:type="gramEnd"/>
+      <w:r>
+        <w:rPr>
+          <w:rFonts w:ascii="Times New Roman" w:hAnsi="Times New Roman" w:cs="Times New Roman"/>
+          <w:b/>
+          <w:bCs/>
+          <w:sz w:val="24"/>
+          <w:szCs w:val="24"/>
+        </w:rPr>
+        <w:t>PROVIDER_COMPANY_NAME_EN}}</w:t>
       </w:r>
     </w:p>
     <w:tbl>
@@ -553,23 +1063,15 @@
                 <w:sz w:val="24"/>
                 <w:szCs w:val="24"/>
               </w:rPr>
-              <w:t>Địa chỉ:</w:t>
-            </w:r>
-            <w:r>
-              <w:rPr>
-                <w:rFonts w:ascii="Times New Roman" w:eastAsia="Times New Roman" w:hAnsi="Times New Roman" w:cs="Times New Roman"/>
-                <w:sz w:val="24"/>
-                <w:szCs w:val="24"/>
-              </w:rPr>
-              <w:t xml:space="preserve"> </w:t>
-            </w:r>
-            <w:r>
-              <w:rPr>
-                <w:rFonts w:ascii="Times New Roman" w:hAnsi="Times New Roman" w:cs="Times New Roman"/>
-                <w:sz w:val="24"/>
-                <w:szCs w:val="24"/>
-              </w:rPr>
-              <w:t>{{CUSTOMER_ADDRESS}}</w:t>
+              <w:t xml:space="preserve">Địa chỉ: </w:t>
+            </w:r>
+            <w:r>
+              <w:rPr>
+                <w:rFonts w:ascii="Times New Roman" w:hAnsi="Times New Roman" w:cs="Times New Roman"/>
+                <w:sz w:val="24"/>
+                <w:szCs w:val="24"/>
+              </w:rPr>
+              <w:t>{{PROVIDER_ADDRESS}}</w:t>
             </w:r>
           </w:p>
           <w:p>
@@ -604,7 +1106,7 @@
                 <w:sz w:val="24"/>
                 <w:szCs w:val="24"/>
               </w:rPr>
-              <w:t>CUSTOMER_ADDRESS_EN}}</w:t>
+              <w:t>PROVIDER_ADDRESS_EN}}</w:t>
             </w:r>
           </w:p>
         </w:tc>
@@ -634,7 +1136,15 @@
                 <w:sz w:val="24"/>
                 <w:szCs w:val="24"/>
               </w:rPr>
-              <w:t>Điện thoại: {{CUSTOMER_PHONE}}</w:t>
+              <w:t xml:space="preserve">Điện thoại: </w:t>
+            </w:r>
+            <w:r>
+              <w:rPr>
+                <w:rFonts w:ascii="Times New Roman" w:hAnsi="Times New Roman" w:cs="Times New Roman"/>
+                <w:sz w:val="24"/>
+                <w:szCs w:val="24"/>
+              </w:rPr>
+              <w:t>{{PROVIDER_PHONE}}</w:t>
             </w:r>
           </w:p>
           <w:p>
@@ -684,7 +1194,15 @@
                 <w:sz w:val="24"/>
                 <w:szCs w:val="24"/>
               </w:rPr>
-              <w:t>Fax: {{</w:t>
+              <w:t xml:space="preserve">Fax: </w:t>
+            </w:r>
+            <w:r>
+              <w:rPr>
+                <w:rFonts w:ascii="Times New Roman" w:hAnsi="Times New Roman" w:cs="Times New Roman"/>
+                <w:sz w:val="24"/>
+                <w:szCs w:val="24"/>
+              </w:rPr>
+              <w:t>{{</w:t>
             </w:r>
             <w:proofErr w:type="gramEnd"/>
             <w:r>
@@ -693,7 +1211,7 @@
                 <w:sz w:val="24"/>
                 <w:szCs w:val="24"/>
               </w:rPr>
-              <w:t>CUSTOMER_FAX}}</w:t>
+              <w:t>PROVIDER_FAX}}</w:t>
             </w:r>
           </w:p>
         </w:tc>
@@ -724,15 +1242,21 @@
                 <w:sz w:val="24"/>
                 <w:szCs w:val="24"/>
               </w:rPr>
-              <w:t>Mã số thuế: {{CUSTOMER_TAX_CODE}}</w:t>
+              <w:t xml:space="preserve">Mã số thuế: </w:t>
+            </w:r>
+            <w:r>
+              <w:rPr>
+                <w:rFonts w:ascii="Times New Roman" w:hAnsi="Times New Roman" w:cs="Times New Roman"/>
+                <w:sz w:val="24"/>
+                <w:szCs w:val="24"/>
+              </w:rPr>
+              <w:t>{{PROVIDER_TAX_CODE}}</w:t>
             </w:r>
           </w:p>
           <w:p>
             <w:pPr>
               <w:rPr>
                 <w:rFonts w:ascii="Times New Roman" w:hAnsi="Times New Roman" w:cs="Times New Roman"/>
-                <w:b/>
-                <w:bCs/>
                 <w:sz w:val="24"/>
                 <w:szCs w:val="24"/>
               </w:rPr>
@@ -743,7 +1267,7 @@
                 <w:sz w:val="24"/>
                 <w:szCs w:val="24"/>
               </w:rPr>
-              <w:t>Tax code</w:t>
+              <w:t>Tax code:</w:t>
             </w:r>
           </w:p>
         </w:tc>
@@ -774,13 +1298,23 @@
                 <w:sz w:val="24"/>
                 <w:szCs w:val="24"/>
               </w:rPr>
-              <w:t>Đại diện: {{CUSTOMER_REPRESENTATIVE_NAME}}</w:t>
+              <w:t xml:space="preserve">Đại diện: </w:t>
+            </w:r>
+            <w:r>
+              <w:rPr>
+                <w:rFonts w:ascii="Times New Roman" w:hAnsi="Times New Roman" w:cs="Times New Roman"/>
+                <w:sz w:val="24"/>
+                <w:szCs w:val="24"/>
+              </w:rPr>
+              <w:t>{{PROVIDER_REPRESENTATIVE_NAME}}</w:t>
             </w:r>
           </w:p>
           <w:p>
             <w:pPr>
               <w:rPr>
                 <w:rFonts w:ascii="Times New Roman" w:hAnsi="Times New Roman" w:cs="Times New Roman"/>
+                <w:b/>
+                <w:bCs/>
                 <w:sz w:val="24"/>
                 <w:szCs w:val="24"/>
               </w:rPr>
@@ -838,23 +1372,15 @@
                 <w:sz w:val="24"/>
                 <w:szCs w:val="24"/>
               </w:rPr>
-              <w:t>Chức vụ: {{CUSTOMER_REPRESENTATIVE</w:t>
-            </w:r>
-            <w:r>
-              <w:rPr>
-                <w:rFonts w:ascii="Times New Roman" w:hAnsi="Times New Roman" w:cs="Times New Roman"/>
-                <w:sz w:val="24"/>
-                <w:szCs w:val="24"/>
-              </w:rPr>
-              <w:t>_</w:t>
-            </w:r>
-            <w:r>
-              <w:rPr>
-                <w:rFonts w:ascii="Times New Roman" w:hAnsi="Times New Roman" w:cs="Times New Roman"/>
-                <w:sz w:val="24"/>
-                <w:szCs w:val="24"/>
-              </w:rPr>
-              <w:t>TITLE}}</w:t>
+              <w:t xml:space="preserve">Chức vụ: </w:t>
+            </w:r>
+            <w:r>
+              <w:rPr>
+                <w:rFonts w:ascii="Times New Roman" w:hAnsi="Times New Roman" w:cs="Times New Roman"/>
+                <w:sz w:val="24"/>
+                <w:szCs w:val="24"/>
+              </w:rPr>
+              <w:t>{{PROVIDER_REPRESENTATIVE_TITLE}}</w:t>
             </w:r>
           </w:p>
           <w:p>
@@ -872,15 +1398,7 @@
                 <w:sz w:val="24"/>
                 <w:szCs w:val="24"/>
               </w:rPr>
-              <w:t>Position</w:t>
-            </w:r>
-            <w:r>
-              <w:rPr>
-                <w:rFonts w:ascii="Times New Roman" w:hAnsi="Times New Roman" w:cs="Times New Roman"/>
-                <w:sz w:val="24"/>
-                <w:szCs w:val="24"/>
-              </w:rPr>
-              <w:t xml:space="preserve">: </w:t>
+              <w:t xml:space="preserve">Position: </w:t>
             </w:r>
             <w:r>
               <w:rPr>
@@ -897,409 +1415,7 @@
                 <w:sz w:val="24"/>
                 <w:szCs w:val="24"/>
               </w:rPr>
-              <w:t>CUSTOMER_REPRESENTATIVE_TITLE_EN}}</w:t>
-            </w:r>
-          </w:p>
-        </w:tc>
-      </w:tr>
-    </w:tbl>
-    <w:p>
-      <w:pPr>
-        <w:pBdr>
-          <w:top w:val="nil"/>
-          <w:left w:val="nil"/>
-          <w:bottom w:val="nil"/>
-          <w:right w:val="nil"/>
-          <w:between w:val="nil"/>
-        </w:pBdr>
-        <w:rPr>
-          <w:rFonts w:ascii="Times New Roman" w:hAnsi="Times New Roman" w:cs="Times New Roman"/>
-          <w:b/>
-          <w:bCs/>
-          <w:sz w:val="24"/>
-          <w:szCs w:val="24"/>
-        </w:rPr>
-      </w:pPr>
-    </w:p>
-    <w:p>
-      <w:pPr>
-        <w:pBdr>
-          <w:top w:val="nil"/>
-          <w:left w:val="nil"/>
-          <w:bottom w:val="nil"/>
-          <w:right w:val="nil"/>
-          <w:between w:val="nil"/>
-        </w:pBdr>
-        <w:rPr>
-          <w:rFonts w:ascii="Times New Roman" w:hAnsi="Times New Roman" w:cs="Times New Roman"/>
-          <w:b/>
-          <w:bCs/>
-          <w:sz w:val="24"/>
-          <w:szCs w:val="24"/>
-        </w:rPr>
-      </w:pPr>
-      <w:r>
-        <w:rPr>
-          <w:rFonts w:ascii="Times New Roman" w:hAnsi="Times New Roman" w:cs="Times New Roman"/>
-          <w:b/>
-          <w:bCs/>
-          <w:sz w:val="24"/>
-          <w:szCs w:val="24"/>
-        </w:rPr>
-        <w:t xml:space="preserve">Bên B: </w:t>
-      </w:r>
-      <w:r>
-        <w:rPr>
-          <w:rFonts w:ascii="Times New Roman" w:hAnsi="Times New Roman" w:cs="Times New Roman"/>
-          <w:b/>
-          <w:bCs/>
-          <w:sz w:val="24"/>
-          <w:szCs w:val="24"/>
-        </w:rPr>
-        <w:t>{{TENANT_LEGAL_NAME}}</w:t>
-      </w:r>
-    </w:p>
-    <w:tbl>
-      <w:tblPr>
-        <w:tblStyle w:val="TableGrid"/>
-        <w:tblW w:w="0" w:type="auto"/>
-        <w:tblLook w:val="04A0" w:firstRow="1" w:lastRow="0" w:firstColumn="1" w:lastColumn="0" w:noHBand="0" w:noVBand="1"/>
-      </w:tblPr>
-      <w:tblGrid>
-        <w:gridCol w:w="4675"/>
-        <w:gridCol w:w="4675"/>
-      </w:tblGrid>
-      <w:tr>
-        <w:tc>
-          <w:tcPr>
-            <w:tcW w:w="9350" w:type="dxa"/>
-            <w:gridSpan w:val="2"/>
-            <w:tcBorders>
-              <w:top w:val="nil"/>
-              <w:left w:val="nil"/>
-              <w:bottom w:val="nil"/>
-              <w:right w:val="nil"/>
-            </w:tcBorders>
-          </w:tcPr>
-          <w:p>
-            <w:pPr>
-              <w:rPr>
-                <w:rFonts w:ascii="Times New Roman" w:hAnsi="Times New Roman" w:cs="Times New Roman"/>
-                <w:sz w:val="24"/>
-                <w:szCs w:val="24"/>
-              </w:rPr>
-            </w:pPr>
-            <w:r>
-              <w:rPr>
-                <w:rFonts w:ascii="Times New Roman" w:hAnsi="Times New Roman" w:cs="Times New Roman"/>
-                <w:sz w:val="24"/>
-                <w:szCs w:val="24"/>
-              </w:rPr>
-              <w:t>Địa chỉ: {{TENANT_ADDRESS}}</w:t>
-            </w:r>
-          </w:p>
-          <w:p>
-            <w:pPr>
-              <w:rPr>
-                <w:rFonts w:ascii="Times New Roman" w:hAnsi="Times New Roman" w:cs="Times New Roman"/>
-                <w:sz w:val="24"/>
-                <w:szCs w:val="24"/>
-              </w:rPr>
-            </w:pPr>
-            <w:proofErr w:type="gramStart"/>
-            <w:r>
-              <w:rPr>
-                <w:rFonts w:ascii="Times New Roman" w:hAnsi="Times New Roman" w:cs="Times New Roman"/>
-                <w:sz w:val="24"/>
-                <w:szCs w:val="24"/>
-              </w:rPr>
-              <w:t xml:space="preserve">Address: </w:t>
-            </w:r>
-            <w:r>
-              <w:rPr>
-                <w:rFonts w:ascii="Times New Roman" w:hAnsi="Times New Roman" w:cs="Times New Roman"/>
-                <w:sz w:val="24"/>
-                <w:szCs w:val="24"/>
-              </w:rPr>
-              <w:t>{{</w:t>
-            </w:r>
-            <w:proofErr w:type="gramEnd"/>
-            <w:r>
-              <w:rPr>
-                <w:rFonts w:ascii="Times New Roman" w:hAnsi="Times New Roman" w:cs="Times New Roman"/>
-                <w:sz w:val="24"/>
-                <w:szCs w:val="24"/>
-              </w:rPr>
-              <w:t>TENANT_ADDRESS_EN}}</w:t>
-            </w:r>
-          </w:p>
-        </w:tc>
-      </w:tr>
-      <w:tr>
-        <w:tc>
-          <w:tcPr>
-            <w:tcW w:w="4675" w:type="dxa"/>
-            <w:tcBorders>
-              <w:top w:val="nil"/>
-              <w:left w:val="nil"/>
-              <w:bottom w:val="nil"/>
-              <w:right w:val="nil"/>
-            </w:tcBorders>
-          </w:tcPr>
-          <w:p>
-            <w:pPr>
-              <w:rPr>
-                <w:rFonts w:ascii="Times New Roman" w:hAnsi="Times New Roman" w:cs="Times New Roman"/>
-                <w:sz w:val="24"/>
-                <w:szCs w:val="24"/>
-              </w:rPr>
-            </w:pPr>
-            <w:r>
-              <w:rPr>
-                <w:rFonts w:ascii="Times New Roman" w:hAnsi="Times New Roman" w:cs="Times New Roman"/>
-                <w:sz w:val="24"/>
-                <w:szCs w:val="24"/>
-              </w:rPr>
-              <w:t>Điện thoại: {{TENANT_PHONE}}</w:t>
-            </w:r>
-          </w:p>
-          <w:p>
-            <w:pPr>
-              <w:rPr>
-                <w:rFonts w:ascii="Times New Roman" w:hAnsi="Times New Roman" w:cs="Times New Roman"/>
-                <w:b/>
-                <w:bCs/>
-                <w:sz w:val="24"/>
-                <w:szCs w:val="24"/>
-              </w:rPr>
-            </w:pPr>
-            <w:r>
-              <w:rPr>
-                <w:rFonts w:ascii="Times New Roman" w:hAnsi="Times New Roman" w:cs="Times New Roman"/>
-                <w:sz w:val="24"/>
-                <w:szCs w:val="24"/>
-              </w:rPr>
-              <w:t>Phone:</w:t>
-            </w:r>
-          </w:p>
-        </w:tc>
-        <w:tc>
-          <w:tcPr>
-            <w:tcW w:w="4675" w:type="dxa"/>
-            <w:tcBorders>
-              <w:top w:val="nil"/>
-              <w:left w:val="nil"/>
-              <w:bottom w:val="nil"/>
-              <w:right w:val="nil"/>
-            </w:tcBorders>
-          </w:tcPr>
-          <w:p>
-            <w:pPr>
-              <w:rPr>
-                <w:rFonts w:ascii="Times New Roman" w:hAnsi="Times New Roman" w:cs="Times New Roman"/>
-                <w:b/>
-                <w:bCs/>
-                <w:sz w:val="24"/>
-                <w:szCs w:val="24"/>
-              </w:rPr>
-            </w:pPr>
-            <w:proofErr w:type="gramStart"/>
-            <w:r>
-              <w:rPr>
-                <w:rFonts w:ascii="Times New Roman" w:hAnsi="Times New Roman" w:cs="Times New Roman"/>
-                <w:sz w:val="24"/>
-                <w:szCs w:val="24"/>
-              </w:rPr>
-              <w:t>Fax: {{</w:t>
-            </w:r>
-            <w:proofErr w:type="gramEnd"/>
-            <w:r>
-              <w:rPr>
-                <w:rFonts w:ascii="Times New Roman" w:hAnsi="Times New Roman" w:cs="Times New Roman"/>
-                <w:sz w:val="24"/>
-                <w:szCs w:val="24"/>
-              </w:rPr>
-              <w:t>TENANT_FAX}}</w:t>
-            </w:r>
-          </w:p>
-        </w:tc>
-      </w:tr>
-      <w:tr>
-        <w:tc>
-          <w:tcPr>
-            <w:tcW w:w="9350" w:type="dxa"/>
-            <w:gridSpan w:val="2"/>
-            <w:tcBorders>
-              <w:top w:val="nil"/>
-              <w:left w:val="nil"/>
-              <w:bottom w:val="nil"/>
-              <w:right w:val="nil"/>
-            </w:tcBorders>
-          </w:tcPr>
-          <w:p>
-            <w:pPr>
-              <w:rPr>
-                <w:rFonts w:ascii="Times New Roman" w:hAnsi="Times New Roman" w:cs="Times New Roman"/>
-                <w:sz w:val="24"/>
-                <w:szCs w:val="24"/>
-              </w:rPr>
-            </w:pPr>
-            <w:r>
-              <w:rPr>
-                <w:rFonts w:ascii="Times New Roman" w:hAnsi="Times New Roman" w:cs="Times New Roman"/>
-                <w:sz w:val="24"/>
-                <w:szCs w:val="24"/>
-              </w:rPr>
-              <w:t>Mã số thuế: {{TENANT_TAX_CODE}}</w:t>
-            </w:r>
-          </w:p>
-          <w:p>
-            <w:pPr>
-              <w:rPr>
-                <w:rFonts w:ascii="Times New Roman" w:hAnsi="Times New Roman" w:cs="Times New Roman"/>
-                <w:sz w:val="24"/>
-                <w:szCs w:val="24"/>
-              </w:rPr>
-            </w:pPr>
-            <w:r>
-              <w:rPr>
-                <w:rFonts w:ascii="Times New Roman" w:hAnsi="Times New Roman" w:cs="Times New Roman"/>
-                <w:sz w:val="24"/>
-                <w:szCs w:val="24"/>
-              </w:rPr>
-              <w:t>Tax code:</w:t>
-            </w:r>
-          </w:p>
-        </w:tc>
-      </w:tr>
-      <w:tr>
-        <w:tc>
-          <w:tcPr>
-            <w:tcW w:w="9350" w:type="dxa"/>
-            <w:gridSpan w:val="2"/>
-            <w:tcBorders>
-              <w:top w:val="nil"/>
-              <w:left w:val="nil"/>
-              <w:bottom w:val="nil"/>
-              <w:right w:val="nil"/>
-            </w:tcBorders>
-          </w:tcPr>
-          <w:p>
-            <w:pPr>
-              <w:rPr>
-                <w:rFonts w:ascii="Times New Roman" w:hAnsi="Times New Roman" w:cs="Times New Roman"/>
-                <w:sz w:val="24"/>
-                <w:szCs w:val="24"/>
-              </w:rPr>
-            </w:pPr>
-            <w:r>
-              <w:rPr>
-                <w:rFonts w:ascii="Times New Roman" w:hAnsi="Times New Roman" w:cs="Times New Roman"/>
-                <w:sz w:val="24"/>
-                <w:szCs w:val="24"/>
-              </w:rPr>
-              <w:t>Đại diện: {{TENANT_REPRESENTATIVE_NAME}}</w:t>
-            </w:r>
-          </w:p>
-          <w:p>
-            <w:pPr>
-              <w:rPr>
-                <w:rFonts w:ascii="Times New Roman" w:hAnsi="Times New Roman" w:cs="Times New Roman"/>
-                <w:b/>
-                <w:bCs/>
-                <w:sz w:val="24"/>
-                <w:szCs w:val="24"/>
-              </w:rPr>
-            </w:pPr>
-            <w:r>
-              <w:rPr>
-                <w:rFonts w:ascii="Times New Roman" w:hAnsi="Times New Roman" w:cs="Times New Roman"/>
-                <w:sz w:val="24"/>
-                <w:szCs w:val="24"/>
-              </w:rPr>
-              <w:t>R</w:t>
-            </w:r>
-            <w:r>
-              <w:rPr>
-                <w:rFonts w:ascii="Times New Roman" w:hAnsi="Times New Roman" w:cs="Times New Roman"/>
-                <w:sz w:val="24"/>
-                <w:szCs w:val="24"/>
-              </w:rPr>
-              <w:t>epresent</w:t>
-            </w:r>
-            <w:r>
-              <w:rPr>
-                <w:rFonts w:ascii="Times New Roman" w:hAnsi="Times New Roman" w:cs="Times New Roman"/>
-                <w:sz w:val="24"/>
-                <w:szCs w:val="24"/>
-              </w:rPr>
-              <w:t>:</w:t>
-            </w:r>
-          </w:p>
-        </w:tc>
-      </w:tr>
-      <w:tr>
-        <w:tc>
-          <w:tcPr>
-            <w:tcW w:w="9350" w:type="dxa"/>
-            <w:gridSpan w:val="2"/>
-            <w:tcBorders>
-              <w:top w:val="nil"/>
-              <w:left w:val="nil"/>
-              <w:bottom w:val="nil"/>
-              <w:right w:val="nil"/>
-            </w:tcBorders>
-          </w:tcPr>
-          <w:p>
-            <w:pPr>
-              <w:rPr>
-                <w:rFonts w:ascii="Times New Roman" w:hAnsi="Times New Roman" w:cs="Times New Roman"/>
-                <w:sz w:val="24"/>
-                <w:szCs w:val="24"/>
-              </w:rPr>
-            </w:pPr>
-            <w:r>
-              <w:rPr>
-                <w:rFonts w:ascii="Times New Roman" w:hAnsi="Times New Roman" w:cs="Times New Roman"/>
-                <w:sz w:val="24"/>
-                <w:szCs w:val="24"/>
-              </w:rPr>
-              <w:t>Chức vụ: {{TENANT_REPRESENTATIVE_TITLE}}</w:t>
-            </w:r>
-          </w:p>
-          <w:p>
-            <w:pPr>
-              <w:rPr>
-                <w:rFonts w:ascii="Times New Roman" w:hAnsi="Times New Roman" w:cs="Times New Roman"/>
-                <w:sz w:val="24"/>
-                <w:szCs w:val="24"/>
-              </w:rPr>
-            </w:pPr>
-            <w:proofErr w:type="gramStart"/>
-            <w:r>
-              <w:rPr>
-                <w:rFonts w:ascii="Times New Roman" w:hAnsi="Times New Roman" w:cs="Times New Roman"/>
-                <w:sz w:val="24"/>
-                <w:szCs w:val="24"/>
-              </w:rPr>
-              <w:t xml:space="preserve">Position: </w:t>
-            </w:r>
-            <w:r>
-              <w:rPr>
-                <w:rFonts w:ascii="Times New Roman" w:hAnsi="Times New Roman" w:cs="Times New Roman"/>
-                <w:sz w:val="24"/>
-                <w:szCs w:val="24"/>
-              </w:rPr>
-              <w:t>{{</w:t>
-            </w:r>
-            <w:proofErr w:type="gramEnd"/>
-            <w:r>
-              <w:rPr>
-                <w:rFonts w:ascii="Times New Roman" w:hAnsi="Times New Roman" w:cs="Times New Roman"/>
-                <w:sz w:val="24"/>
-                <w:szCs w:val="24"/>
-              </w:rPr>
-              <w:t>TENANT_REPRESENTATIVE_TITLE_EN}}</w:t>
+              <w:t>PROVIDER_REPRESENTATIVE_TITLE_EN}}</w:t>
             </w:r>
           </w:p>
         </w:tc>
